--- a/우리반_이음_PRD_v1.1.docx
+++ b/우리반_이음_PRD_v1.1.docx
@@ -3278,7 +3278,7 @@
                 <w:rFonts w:ascii="Malgun Gothic" w:hAnsi="Malgun Gothic"/>
                 <w:sz w:val="18"/>
               </w:rPr>
-              <w:t>Supabase Edge Function analyze-class → OpenAI Responses API</w:t>
+              <w:t>Supabase Edge Function analyze-class → OpenAI Responses API · 월 10회 새 분석 제한</w:t>
             </w:r>
           </w:p>
         </w:tc>
@@ -3358,7 +3358,7 @@
                 <w:rFonts w:ascii="Malgun Gothic" w:hAnsi="Malgun Gothic"/>
                 <w:sz w:val="18"/>
               </w:rPr>
-              <w:t>Node 내장 테스트 46개</w:t>
+              <w:t>Node 내장 테스트 47개</w:t>
             </w:r>
           </w:p>
         </w:tc>
@@ -3377,7 +3377,7 @@
         <w:pStyle w:val="ListNumber"/>
       </w:pPr>
       <w:r>
-        <w:t>Supabase SQL Editor에서 20260720235900_pilot_evidence_metrics.sql을 실행한다.</w:t>
+        <w:t>Supabase SQL Editor에서 20260720235900_pilot_evidence_metrics.sql과 20260720235930_ai_analysis_limit_10.sql을 순서대로 실행한다.</w:t>
       </w:r>
     </w:p>
     <w:p>
@@ -3818,7 +3818,7 @@
                 <w:rFonts w:ascii="Malgun Gothic" w:hAnsi="Malgun Gothic"/>
                 <w:sz w:val="18"/>
               </w:rPr>
-              <w:t>자동 테스트 46개가 모두 통과한다.</w:t>
+              <w:t>자동 테스트 47개가 모두 통과한다.</w:t>
             </w:r>
           </w:p>
         </w:tc>
